--- a/Tema 11/PR_11.2/PR_11.2_Pablo_Menendez_de_la_Rosa.docx
+++ b/Tema 11/PR_11.2/PR_11.2_Pablo_Menendez_de_la_Rosa.docx
@@ -306,6 +306,48 @@
     </w:p>
     <w:p>
       <w:pPr>
+        <w:pStyle w:val="Imagen"/>
+      </w:pPr>
+      <w:r>
+        <w:drawing>
+          <wp:inline distT="0" distB="0" distL="0" distR="0" wp14:anchorId="2D019F04" wp14:editId="4967E222">
+            <wp:extent cx="5400040" cy="1407160"/>
+            <wp:effectExtent l="0" t="0" r="0" b="2540"/>
+            <wp:docPr id="892732388" name="Imagen 1"/>
+            <wp:cNvGraphicFramePr>
+              <a:graphicFrameLocks xmlns:a="http://schemas.openxmlformats.org/drawingml/2006/main" noChangeAspect="1"/>
+            </wp:cNvGraphicFramePr>
+            <a:graphic xmlns:a="http://schemas.openxmlformats.org/drawingml/2006/main">
+              <a:graphicData uri="http://schemas.openxmlformats.org/drawingml/2006/picture">
+                <pic:pic xmlns:pic="http://schemas.openxmlformats.org/drawingml/2006/picture">
+                  <pic:nvPicPr>
+                    <pic:cNvPr id="892732388" name=""/>
+                    <pic:cNvPicPr/>
+                  </pic:nvPicPr>
+                  <pic:blipFill>
+                    <a:blip r:embed="rId12"/>
+                    <a:stretch>
+                      <a:fillRect/>
+                    </a:stretch>
+                  </pic:blipFill>
+                  <pic:spPr>
+                    <a:xfrm>
+                      <a:off x="0" y="0"/>
+                      <a:ext cx="5400040" cy="1407160"/>
+                    </a:xfrm>
+                    <a:prstGeom prst="rect">
+                      <a:avLst/>
+                    </a:prstGeom>
+                  </pic:spPr>
+                </pic:pic>
+              </a:graphicData>
+            </a:graphic>
+          </wp:inline>
+        </w:drawing>
+      </w:r>
+    </w:p>
+    <w:p>
+      <w:pPr>
         <w:pStyle w:val="Ejercicio"/>
       </w:pPr>
       <w:r>
@@ -317,6 +359,7 @@
         <w:pStyle w:val="Imagen"/>
       </w:pPr>
       <w:r>
+        <w:lastRenderedPageBreak/>
         <w:drawing>
           <wp:inline distT="0" distB="0" distL="0" distR="0" wp14:anchorId="1BDD6256" wp14:editId="7EE8250B">
             <wp:extent cx="5400040" cy="2436495"/>
@@ -333,7 +376,7 @@
                     <pic:cNvPicPr/>
                   </pic:nvPicPr>
                   <pic:blipFill>
-                    <a:blip r:embed="rId12"/>
+                    <a:blip r:embed="rId13"/>
                     <a:stretch>
                       <a:fillRect/>
                     </a:stretch>
@@ -370,7 +413,6 @@
         <w:pStyle w:val="Imagen"/>
       </w:pPr>
       <w:r>
-        <w:lastRenderedPageBreak/>
         <w:drawing>
           <wp:inline distT="0" distB="0" distL="0" distR="0" wp14:anchorId="1B29BC5D" wp14:editId="5F5C2538">
             <wp:extent cx="5400040" cy="3302635"/>
@@ -387,7 +429,7 @@
                     <pic:cNvPicPr/>
                   </pic:nvPicPr>
                   <pic:blipFill>
-                    <a:blip r:embed="rId13"/>
+                    <a:blip r:embed="rId14"/>
                     <a:stretch>
                       <a:fillRect/>
                     </a:stretch>
@@ -421,6 +463,7 @@
         <w:pStyle w:val="Imagen"/>
       </w:pPr>
       <w:r>
+        <w:lastRenderedPageBreak/>
         <w:drawing>
           <wp:inline distT="0" distB="0" distL="0" distR="0" wp14:anchorId="61BCDD84" wp14:editId="3B39F8F2">
             <wp:extent cx="3228340" cy="3533080"/>
@@ -437,7 +480,7 @@
                     <pic:cNvPicPr/>
                   </pic:nvPicPr>
                   <pic:blipFill rotWithShape="1">
-                    <a:blip r:embed="rId14"/>
+                    <a:blip r:embed="rId15"/>
                     <a:srcRect l="4717" t="2224" r="3884" b="733"/>
                     <a:stretch>
                       <a:fillRect/>
@@ -488,7 +531,6 @@
         <w:pStyle w:val="Imagen"/>
       </w:pPr>
       <w:r>
-        <w:lastRenderedPageBreak/>
         <w:drawing>
           <wp:inline distT="0" distB="0" distL="0" distR="0" wp14:anchorId="35D74F62" wp14:editId="2D8A0586">
             <wp:extent cx="5400040" cy="2310765"/>
@@ -505,7 +547,7 @@
                     <pic:cNvPicPr/>
                   </pic:nvPicPr>
                   <pic:blipFill>
-                    <a:blip r:embed="rId15"/>
+                    <a:blip r:embed="rId16"/>
                     <a:stretch>
                       <a:fillRect/>
                     </a:stretch>
@@ -539,10 +581,11 @@
         <w:pStyle w:val="Imagen"/>
       </w:pPr>
       <w:r>
+        <w:lastRenderedPageBreak/>
         <w:drawing>
-          <wp:inline distT="0" distB="0" distL="0" distR="0" wp14:anchorId="2972737D" wp14:editId="1553362E">
-            <wp:extent cx="3801691" cy="5081588"/>
-            <wp:effectExtent l="0" t="0" r="8890" b="5080"/>
+          <wp:inline distT="0" distB="0" distL="0" distR="0" wp14:anchorId="2972737D" wp14:editId="47BCD22A">
+            <wp:extent cx="2944326" cy="3935578"/>
+            <wp:effectExtent l="0" t="0" r="8890" b="8255"/>
             <wp:docPr id="1881269451" name="Imagen 1"/>
             <wp:cNvGraphicFramePr>
               <a:graphicFrameLocks xmlns:a="http://schemas.openxmlformats.org/drawingml/2006/main" noChangeAspect="1"/>
@@ -555,7 +598,7 @@
                     <pic:cNvPicPr/>
                   </pic:nvPicPr>
                   <pic:blipFill>
-                    <a:blip r:embed="rId16"/>
+                    <a:blip r:embed="rId17"/>
                     <a:stretch>
                       <a:fillRect/>
                     </a:stretch>
@@ -563,7 +606,7 @@
                   <pic:spPr>
                     <a:xfrm>
                       <a:off x="0" y="0"/>
-                      <a:ext cx="3809136" cy="5091540"/>
+                      <a:ext cx="2952252" cy="3946173"/>
                     </a:xfrm>
                     <a:prstGeom prst="rect">
                       <a:avLst/>
@@ -581,16 +624,7 @@
         <w:pStyle w:val="Ejercicio"/>
       </w:pPr>
       <w:r>
-        <w:t>En la ventana de conexión, seleccione Otras formas de conectarse y, a continuación, seleccione AWS Secrets Manager:</w:t>
-      </w:r>
-    </w:p>
-    <w:p>
-      <w:pPr>
-        <w:pStyle w:val="Ejercicio"/>
-      </w:pPr>
-      <w:r>
-        <w:lastRenderedPageBreak/>
-        <w:t>Ahora que se ha conectado correctamente a la base de datos Redshift, escriba lasiguiente consulta en el editor de consultas: SELECT current_user;</w:t>
+        <w:t>Probamos la conexión</w:t>
       </w:r>
     </w:p>
     <w:p>
@@ -614,7 +648,7 @@
                     <pic:cNvPicPr/>
                   </pic:nvPicPr>
                   <pic:blipFill>
-                    <a:blip r:embed="rId17"/>
+                    <a:blip r:embed="rId18"/>
                     <a:stretch>
                       <a:fillRect/>
                     </a:stretch>
@@ -645,6 +679,7 @@
         <w:pStyle w:val="Seccion"/>
       </w:pPr>
       <w:r>
+        <w:lastRenderedPageBreak/>
         <w:t>Conexión a Amazon Redshift mediante el cliente gráfico (DBeaver)</w:t>
       </w:r>
     </w:p>
@@ -666,7 +701,6 @@
         <w:pStyle w:val="Imagen"/>
       </w:pPr>
       <w:r>
-        <w:lastRenderedPageBreak/>
         <w:drawing>
           <wp:inline distT="0" distB="0" distL="0" distR="0" wp14:anchorId="3B38550B" wp14:editId="33083154">
             <wp:extent cx="5400040" cy="5288280"/>
@@ -683,7 +717,7 @@
                     <pic:cNvPicPr/>
                   </pic:nvPicPr>
                   <pic:blipFill>
-                    <a:blip r:embed="rId18"/>
+                    <a:blip r:embed="rId19"/>
                     <a:stretch>
                       <a:fillRect/>
                     </a:stretch>
@@ -734,7 +768,7 @@
                     <pic:cNvPicPr/>
                   </pic:nvPicPr>
                   <pic:blipFill>
-                    <a:blip r:embed="rId19"/>
+                    <a:blip r:embed="rId20"/>
                     <a:stretch>
                       <a:fillRect/>
                     </a:stretch>
@@ -776,7 +810,49 @@
         <w:pStyle w:val="Apartado"/>
       </w:pPr>
       <w:r>
-        <w:t>Instalar psql (incluido con PostgreSQL). Para obtener más información sobre el uso de psql, puede consultar https://www.postgresql.org/docs/8.4/static/apppsql.html. Según su sistema operativo, puede descargar el binario de PostgreSQL correspondiente desde https://www.postgresql.org/download/.</w:t>
+        <w:t>Instalar psql (incluido con PostgreSQL).</w:t>
+      </w:r>
+    </w:p>
+    <w:p>
+      <w:pPr>
+        <w:pStyle w:val="Imagen"/>
+      </w:pPr>
+      <w:r>
+        <w:drawing>
+          <wp:inline distT="0" distB="0" distL="0" distR="0" wp14:anchorId="4AEDD258" wp14:editId="6246381E">
+            <wp:extent cx="5400040" cy="1859280"/>
+            <wp:effectExtent l="0" t="0" r="0" b="7620"/>
+            <wp:docPr id="2110114292" name="Imagen 1"/>
+            <wp:cNvGraphicFramePr>
+              <a:graphicFrameLocks xmlns:a="http://schemas.openxmlformats.org/drawingml/2006/main" noChangeAspect="1"/>
+            </wp:cNvGraphicFramePr>
+            <a:graphic xmlns:a="http://schemas.openxmlformats.org/drawingml/2006/main">
+              <a:graphicData uri="http://schemas.openxmlformats.org/drawingml/2006/picture">
+                <pic:pic xmlns:pic="http://schemas.openxmlformats.org/drawingml/2006/picture">
+                  <pic:nvPicPr>
+                    <pic:cNvPr id="2110114292" name=""/>
+                    <pic:cNvPicPr/>
+                  </pic:nvPicPr>
+                  <pic:blipFill>
+                    <a:blip r:embed="rId21"/>
+                    <a:stretch>
+                      <a:fillRect/>
+                    </a:stretch>
+                  </pic:blipFill>
+                  <pic:spPr>
+                    <a:xfrm>
+                      <a:off x="0" y="0"/>
+                      <a:ext cx="5400040" cy="1859280"/>
+                    </a:xfrm>
+                    <a:prstGeom prst="rect">
+                      <a:avLst/>
+                    </a:prstGeom>
+                  </pic:spPr>
+                </pic:pic>
+              </a:graphicData>
+            </a:graphic>
+          </wp:inline>
+        </w:drawing>
       </w:r>
     </w:p>
     <w:p>
@@ -797,18 +873,44 @@
     </w:p>
     <w:p>
       <w:pPr>
-        <w:pStyle w:val="Apartado"/>
-      </w:pPr>
-      <w:r>
-        <w:t>Capture las credenciales de inicio de sesión de Amazon Redshift.</w:t>
-      </w:r>
-    </w:p>
-    <w:p>
-      <w:pPr>
-        <w:pStyle w:val="Apartado"/>
-      </w:pPr>
-      <w:r>
-        <w:t>Modifique el grupo de seguridad asociado al clúster de Amazon Redshift para permitir la conexión desde el servidor o el cliente que ejecuta la aplicación psql, lo que permitirá el acceso para ejecutar el código psql.</w:t>
+        <w:pStyle w:val="Imagen"/>
+      </w:pPr>
+      <w:r>
+        <w:drawing>
+          <wp:inline distT="0" distB="0" distL="0" distR="0" wp14:anchorId="727C2D9F" wp14:editId="20EF3296">
+            <wp:extent cx="3715268" cy="266737"/>
+            <wp:effectExtent l="0" t="0" r="0" b="0"/>
+            <wp:docPr id="1439909015" name="Imagen 1"/>
+            <wp:cNvGraphicFramePr>
+              <a:graphicFrameLocks xmlns:a="http://schemas.openxmlformats.org/drawingml/2006/main" noChangeAspect="1"/>
+            </wp:cNvGraphicFramePr>
+            <a:graphic xmlns:a="http://schemas.openxmlformats.org/drawingml/2006/main">
+              <a:graphicData uri="http://schemas.openxmlformats.org/drawingml/2006/picture">
+                <pic:pic xmlns:pic="http://schemas.openxmlformats.org/drawingml/2006/picture">
+                  <pic:nvPicPr>
+                    <pic:cNvPr id="1439909015" name=""/>
+                    <pic:cNvPicPr/>
+                  </pic:nvPicPr>
+                  <pic:blipFill>
+                    <a:blip r:embed="rId22"/>
+                    <a:stretch>
+                      <a:fillRect/>
+                    </a:stretch>
+                  </pic:blipFill>
+                  <pic:spPr>
+                    <a:xfrm>
+                      <a:off x="0" y="0"/>
+                      <a:ext cx="3715268" cy="266737"/>
+                    </a:xfrm>
+                    <a:prstGeom prst="rect">
+                      <a:avLst/>
+                    </a:prstGeom>
+                  </pic:spPr>
+                </pic:pic>
+              </a:graphicData>
+            </a:graphic>
+          </wp:inline>
+        </w:drawing>
       </w:r>
     </w:p>
     <w:p>
@@ -816,7 +918,66 @@
         <w:pStyle w:val="Ejercicio"/>
       </w:pPr>
       <w:r>
-        <w:t>Abra la interfaz de línea de comandos y escriba psql para asegurarse de que está instalado.</w:t>
+        <w:t>Nos conectamos</w:t>
+      </w:r>
+    </w:p>
+    <w:p>
+      <w:pPr>
+        <w:pStyle w:val="Respuesta"/>
+      </w:pPr>
+      <w:r>
+        <w:t>Usaremos este comando</w:t>
+      </w:r>
+    </w:p>
+    <w:p>
+      <w:pPr>
+        <w:pStyle w:val="Codigo"/>
+      </w:pPr>
+      <w:r>
+        <w:t>psql -h "myredshiftcluster2.cakylcudb9or.us-east-1.redshift.amazonaws.com" -U awsuser -d dev -p 5439</w:t>
+      </w:r>
+    </w:p>
+    <w:p>
+      <w:pPr>
+        <w:pStyle w:val="Imagen"/>
+      </w:pPr>
+      <w:r>
+        <w:lastRenderedPageBreak/>
+        <w:drawing>
+          <wp:inline distT="0" distB="0" distL="0" distR="0" wp14:anchorId="239E9747" wp14:editId="161E35DE">
+            <wp:extent cx="5400040" cy="1450975"/>
+            <wp:effectExtent l="0" t="0" r="0" b="0"/>
+            <wp:docPr id="1144159414" name="Imagen 1"/>
+            <wp:cNvGraphicFramePr>
+              <a:graphicFrameLocks xmlns:a="http://schemas.openxmlformats.org/drawingml/2006/main" noChangeAspect="1"/>
+            </wp:cNvGraphicFramePr>
+            <a:graphic xmlns:a="http://schemas.openxmlformats.org/drawingml/2006/main">
+              <a:graphicData uri="http://schemas.openxmlformats.org/drawingml/2006/picture">
+                <pic:pic xmlns:pic="http://schemas.openxmlformats.org/drawingml/2006/picture">
+                  <pic:nvPicPr>
+                    <pic:cNvPr id="1144159414" name=""/>
+                    <pic:cNvPicPr/>
+                  </pic:nvPicPr>
+                  <pic:blipFill>
+                    <a:blip r:embed="rId23"/>
+                    <a:stretch>
+                      <a:fillRect/>
+                    </a:stretch>
+                  </pic:blipFill>
+                  <pic:spPr>
+                    <a:xfrm>
+                      <a:off x="0" y="0"/>
+                      <a:ext cx="5400040" cy="1450975"/>
+                    </a:xfrm>
+                    <a:prstGeom prst="rect">
+                      <a:avLst/>
+                    </a:prstGeom>
+                  </pic:spPr>
+                </pic:pic>
+              </a:graphicData>
+            </a:graphic>
+          </wp:inline>
+        </w:drawing>
       </w:r>
     </w:p>
     <w:p>
@@ -824,41 +985,54 @@
         <w:pStyle w:val="Ejercicio"/>
       </w:pPr>
       <w:r>
-        <w:t>Proporcione las credenciales de conexión como se muestra en la siguiente línea de comandos para conectarse a Amazon Redshift:</w:t>
-      </w:r>
-    </w:p>
-    <w:p>
-      <w:pPr>
-        <w:pStyle w:val="Ejercicio"/>
-      </w:pPr>
-      <w:r>
-        <w:t xml:space="preserve">Para conectarse a Amazon Redshift mediante la línea de comandos psql, necesitará el punto final del clúster, el nombre de usuario de la base de </w:t>
-      </w:r>
-      <w:r>
-        <w:lastRenderedPageBreak/>
-        <w:t>datos y el puerto. Puede utilizar el siguiente comando para conectarse al almacén de datos Redshift:</w:t>
-      </w:r>
-    </w:p>
-    <w:p>
-      <w:pPr>
-        <w:pStyle w:val="Codigo"/>
-      </w:pPr>
-      <w:r>
-        <w:t>psql -h &lt;clusterendpoint&gt; -U &lt;dbuser&gt; -d &lt;databasename&gt; -p &lt;port&gt;</w:t>
-      </w:r>
-    </w:p>
-    <w:p>
-      <w:pPr>
-        <w:pStyle w:val="Ejercicio"/>
-      </w:pPr>
-      <w:r>
         <w:t>Para comprobar la conexión de la base de datos, puede utilizar una consulta de ejemplo como se especifica en el siguiente comando:</w:t>
       </w:r>
     </w:p>
-    <w:p/>
+    <w:p>
+      <w:pPr>
+        <w:pStyle w:val="Imagen"/>
+      </w:pPr>
+      <w:r>
+        <w:drawing>
+          <wp:inline distT="0" distB="0" distL="0" distR="0" wp14:anchorId="1C3C75F9" wp14:editId="446FB45B">
+            <wp:extent cx="5400040" cy="3357245"/>
+            <wp:effectExtent l="0" t="0" r="0" b="0"/>
+            <wp:docPr id="435480485" name="Imagen 1"/>
+            <wp:cNvGraphicFramePr>
+              <a:graphicFrameLocks xmlns:a="http://schemas.openxmlformats.org/drawingml/2006/main" noChangeAspect="1"/>
+            </wp:cNvGraphicFramePr>
+            <a:graphic xmlns:a="http://schemas.openxmlformats.org/drawingml/2006/main">
+              <a:graphicData uri="http://schemas.openxmlformats.org/drawingml/2006/picture">
+                <pic:pic xmlns:pic="http://schemas.openxmlformats.org/drawingml/2006/picture">
+                  <pic:nvPicPr>
+                    <pic:cNvPr id="435480485" name=""/>
+                    <pic:cNvPicPr/>
+                  </pic:nvPicPr>
+                  <pic:blipFill>
+                    <a:blip r:embed="rId24"/>
+                    <a:stretch>
+                      <a:fillRect/>
+                    </a:stretch>
+                  </pic:blipFill>
+                  <pic:spPr>
+                    <a:xfrm>
+                      <a:off x="0" y="0"/>
+                      <a:ext cx="5400040" cy="3357245"/>
+                    </a:xfrm>
+                    <a:prstGeom prst="rect">
+                      <a:avLst/>
+                    </a:prstGeom>
+                  </pic:spPr>
+                </pic:pic>
+              </a:graphicData>
+            </a:graphic>
+          </wp:inline>
+        </w:drawing>
+      </w:r>
+    </w:p>
     <w:sectPr>
-      <w:headerReference w:type="default" r:id="rId20"/>
-      <w:footerReference w:type="default" r:id="rId21"/>
+      <w:headerReference w:type="default" r:id="rId25"/>
+      <w:footerReference w:type="default" r:id="rId26"/>
       <w:pgSz w:w="11906" w:h="16838"/>
       <w:pgMar w:top="1417" w:right="1701" w:bottom="1417" w:left="1701" w:header="708" w:footer="708" w:gutter="0"/>
       <w:cols w:space="708"/>
@@ -2724,6 +2898,29 @@
       <w:iCs/>
     </w:rPr>
   </w:style>
+  <w:style w:type="character" w:styleId="Hipervnculo">
+    <w:name w:val="Hyperlink"/>
+    <w:basedOn w:val="Fuentedeprrafopredeter"/>
+    <w:uiPriority w:val="99"/>
+    <w:unhideWhenUsed/>
+    <w:rsid w:val="003B634B"/>
+    <w:rPr>
+      <w:color w:val="467886" w:themeColor="hyperlink"/>
+      <w:u w:val="single"/>
+    </w:rPr>
+  </w:style>
+  <w:style w:type="character" w:styleId="Mencinsinresolver">
+    <w:name w:val="Unresolved Mention"/>
+    <w:basedOn w:val="Fuentedeprrafopredeter"/>
+    <w:uiPriority w:val="99"/>
+    <w:semiHidden/>
+    <w:unhideWhenUsed/>
+    <w:rsid w:val="003B634B"/>
+    <w:rPr>
+      <w:color w:val="605E5C"/>
+      <w:shd w:val="clear" w:color="auto" w:fill="E1DFDD"/>
+    </w:rPr>
+  </w:style>
 </w:styles>
 </file>
 
@@ -2819,7 +3016,9 @@
     <w:rsid w:val="00640C3C"/>
     <w:rsid w:val="00664759"/>
     <w:rsid w:val="00B72002"/>
+    <w:rsid w:val="00D41D6B"/>
     <w:rsid w:val="00DD7D8D"/>
+    <w:rsid w:val="00E400A4"/>
     <w:rsid w:val="00E911E2"/>
     <w:rsid w:val="00EF7BB9"/>
     <w:rsid w:val="00F261D5"/>
